--- a/Tab/Tab.4.docx
+++ b/Tab/Tab.4.docx
@@ -1,11 +1,11 @@
 
 <file path=word/document.xml><?xml version="1.0" encoding="utf-8"?>
-<w:document xmlns:wpc="http://schemas.microsoft.com/office/word/2010/wordprocessingCanvas" xmlns:cx="http://schemas.microsoft.com/office/drawing/2014/chartex" xmlns:cx1="http://schemas.microsoft.com/office/drawing/2015/9/8/chartex" xmlns:cx2="http://schemas.microsoft.com/office/drawing/2015/10/21/chartex" xmlns:cx3="http://schemas.microsoft.com/office/drawing/2016/5/9/chartex" xmlns:cx4="http://schemas.microsoft.com/office/drawing/2016/5/10/chartex" xmlns:cx5="http://schemas.microsoft.com/office/drawing/2016/5/11/chartex" xmlns:cx6="http://schemas.microsoft.com/office/drawing/2016/5/12/chartex" xmlns:cx7="http://schemas.microsoft.com/office/drawing/2016/5/13/chartex" xmlns:cx8="http://schemas.microsoft.com/office/drawing/2016/5/14/chartex" xmlns:mc="http://schemas.openxmlformats.org/markup-compatibility/2006" xmlns:aink="http://schemas.microsoft.com/office/drawing/2016/ink" xmlns:am3d="http://schemas.microsoft.com/office/drawing/2017/model3d" xmlns:o="urn:schemas-microsoft-com:office:office" xmlns:oel="http://schemas.microsoft.com/office/2019/extlst" xmlns:r="http://schemas.openxmlformats.org/officeDocument/2006/relationships" xmlns:m="http://schemas.openxmlformats.org/officeDocument/2006/math" xmlns:v="urn:schemas-microsoft-com:vml" xmlns:wp14="http://schemas.microsoft.com/office/word/2010/wordprocessingDrawing" xmlns:wp="http://schemas.openxmlformats.org/drawingml/2006/wordprocessingDrawing" xmlns:w10="urn:schemas-microsoft-com:office:word" xmlns:w="http://schemas.openxmlformats.org/wordprocessingml/2006/main" xmlns:w14="http://schemas.microsoft.com/office/word/2010/wordml" xmlns:w15="http://schemas.microsoft.com/office/word/2012/wordml" xmlns:w16cex="http://schemas.microsoft.com/office/word/2018/wordml/cex" xmlns:w16cid="http://schemas.microsoft.com/office/word/2016/wordml/cid" xmlns:w16="http://schemas.microsoft.com/office/word/2018/wordml" xmlns:w16du="http://schemas.microsoft.com/office/word/2023/wordml/word16du" xmlns:w16sdtdh="http://schemas.microsoft.com/office/word/2020/wordml/sdtdatahash" xmlns:w16sdtfl="http://schemas.microsoft.com/office/word/2024/wordml/sdtformatlock" xmlns:w16se="http://schemas.microsoft.com/office/word/2015/wordml/symex" xmlns:wpg="http://schemas.microsoft.com/office/word/2010/wordprocessingGroup" xmlns:wpi="http://schemas.microsoft.com/office/word/2010/wordprocessingInk" xmlns:wne="http://schemas.microsoft.com/office/word/2006/wordml" xmlns:wps="http://schemas.microsoft.com/office/word/2010/wordprocessingShape" mc:Ignorable="w14 w15 w16se w16cid w16 w16cex w16sdtdh w16sdtfl w16du wp14">
+<w:document xmlns:wpc="http://schemas.microsoft.com/office/word/2010/wordprocessingCanvas" xmlns:cx="http://schemas.microsoft.com/office/drawing/2014/chartex" xmlns:cx1="http://schemas.microsoft.com/office/drawing/2015/9/8/chartex" xmlns:cx2="http://schemas.microsoft.com/office/drawing/2015/10/21/chartex" xmlns:cx3="http://schemas.microsoft.com/office/drawing/2016/5/9/chartex" xmlns:cx4="http://schemas.microsoft.com/office/drawing/2016/5/10/chartex" xmlns:cx5="http://schemas.microsoft.com/office/drawing/2016/5/11/chartex" xmlns:cx6="http://schemas.microsoft.com/office/drawing/2016/5/12/chartex" xmlns:cx7="http://schemas.microsoft.com/office/drawing/2016/5/13/chartex" xmlns:cx8="http://schemas.microsoft.com/office/drawing/2016/5/14/chartex" xmlns:mc="http://schemas.openxmlformats.org/markup-compatibility/2006" xmlns:aink="http://schemas.microsoft.com/office/drawing/2016/ink" xmlns:am3d="http://schemas.microsoft.com/office/drawing/2017/model3d" xmlns:o="urn:schemas-microsoft-com:office:office" xmlns:oel="http://schemas.microsoft.com/office/2019/extlst" xmlns:r="http://schemas.openxmlformats.org/officeDocument/2006/relationships" xmlns:m="http://schemas.openxmlformats.org/officeDocument/2006/math" xmlns:v="urn:schemas-microsoft-com:vml" xmlns:wp14="http://schemas.microsoft.com/office/word/2010/wordprocessingDrawing" xmlns:wp="http://schemas.openxmlformats.org/drawingml/2006/wordprocessingDrawing" xmlns:w10="urn:schemas-microsoft-com:office:word" xmlns:w="http://schemas.openxmlformats.org/wordprocessingml/2006/main" xmlns:w14="http://schemas.microsoft.com/office/word/2010/wordml" xmlns:w15="http://schemas.microsoft.com/office/word/2012/wordml" xmlns:w16cei="http://schemas.microsoft.com/office/word/2026/wordml/cei" xmlns:w16cex="http://schemas.microsoft.com/office/word/2018/wordml/cex" xmlns:w16cid="http://schemas.microsoft.com/office/word/2016/wordml/cid" xmlns:w16="http://schemas.microsoft.com/office/word/2018/wordml" xmlns:w16du="http://schemas.microsoft.com/office/word/2023/wordml/word16du" xmlns:w16sdtdh="http://schemas.microsoft.com/office/word/2020/wordml/sdtdatahash" xmlns:w16sdtfl="http://schemas.microsoft.com/office/word/2024/wordml/sdtformatlock" xmlns:w16se="http://schemas.microsoft.com/office/word/2015/wordml/symex" xmlns:wpg="http://schemas.microsoft.com/office/word/2010/wordprocessingGroup" xmlns:wpi="http://schemas.microsoft.com/office/word/2010/wordprocessingInk" xmlns:wne="http://schemas.microsoft.com/office/word/2006/wordml" xmlns:wps="http://schemas.microsoft.com/office/word/2010/wordprocessingShape" mc:Ignorable="w14 w15 w16se w16cid w16 w16cex w16sdtdh w16sdtfl w16du wp14">
   <w:body>
     <w:tbl>
       <w:tblPr>
-        <w:tblStyle w:val="TableGrid"/>
-        <w:tblW w:w="9493" w:type="dxa"/>
+        <w:tblStyle w:val="Tabelamrea"/>
+        <w:tblW w:w="9262" w:type="dxa"/>
         <w:jc w:val="center"/>
         <w:tblBorders>
           <w:top w:val="none" w:sz="0" w:space="0" w:color="auto"/>
@@ -18,20 +18,28 @@
         <w:tblLook w:val="04A0" w:firstRow="1" w:lastRow="0" w:firstColumn="1" w:lastColumn="0" w:noHBand="0" w:noVBand="1"/>
       </w:tblPr>
       <w:tblGrid>
-        <w:gridCol w:w="1281"/>
-        <w:gridCol w:w="1413"/>
-        <w:gridCol w:w="2268"/>
-        <w:gridCol w:w="2688"/>
-        <w:gridCol w:w="1843"/>
+        <w:gridCol w:w="2033"/>
+        <w:gridCol w:w="1653"/>
+        <w:gridCol w:w="141"/>
+        <w:gridCol w:w="1371"/>
+        <w:gridCol w:w="331"/>
+        <w:gridCol w:w="687"/>
+        <w:gridCol w:w="305"/>
+        <w:gridCol w:w="850"/>
+        <w:gridCol w:w="567"/>
+        <w:gridCol w:w="1175"/>
+        <w:gridCol w:w="149"/>
       </w:tblGrid>
       <w:tr>
         <w:trPr>
+          <w:gridAfter w:val="1"/>
+          <w:wAfter w:w="149" w:type="dxa"/>
           <w:trHeight w:val="397"/>
           <w:jc w:val="center"/>
         </w:trPr>
         <w:tc>
           <w:tcPr>
-            <w:tcW w:w="1281" w:type="dxa"/>
+            <w:tcW w:w="2033" w:type="dxa"/>
             <w:tcBorders>
               <w:top w:val="single" w:sz="4" w:space="0" w:color="auto"/>
               <w:left w:val="nil"/>
@@ -47,15 +55,18 @@
         </w:tc>
         <w:tc>
           <w:tcPr>
-            <w:tcW w:w="1413" w:type="dxa"/>
-            <w:tcBorders>
-              <w:top w:val="single" w:sz="4" w:space="0" w:color="auto"/>
-              <w:left w:val="nil"/>
-              <w:bottom w:val="single" w:sz="4" w:space="0" w:color="auto"/>
-              <w:right w:val="nil"/>
-            </w:tcBorders>
-          </w:tcPr>
-          <w:p>
+            <w:tcW w:w="1653" w:type="dxa"/>
+            <w:tcBorders>
+              <w:top w:val="single" w:sz="4" w:space="0" w:color="auto"/>
+              <w:left w:val="nil"/>
+              <w:bottom w:val="single" w:sz="4" w:space="0" w:color="auto"/>
+              <w:right w:val="nil"/>
+            </w:tcBorders>
+          </w:tcPr>
+          <w:p>
+            <w:pPr>
+              <w:jc w:val="center"/>
+            </w:pPr>
             <w:r>
               <w:t>χ²</w:t>
             </w:r>
@@ -63,15 +74,19 @@
         </w:tc>
         <w:tc>
           <w:tcPr>
-            <w:tcW w:w="2268" w:type="dxa"/>
-            <w:tcBorders>
-              <w:top w:val="single" w:sz="4" w:space="0" w:color="auto"/>
-              <w:left w:val="nil"/>
-              <w:bottom w:val="single" w:sz="4" w:space="0" w:color="auto"/>
-              <w:right w:val="nil"/>
-            </w:tcBorders>
-          </w:tcPr>
-          <w:p>
+            <w:tcW w:w="1843" w:type="dxa"/>
+            <w:gridSpan w:val="3"/>
+            <w:tcBorders>
+              <w:top w:val="single" w:sz="4" w:space="0" w:color="auto"/>
+              <w:left w:val="nil"/>
+              <w:bottom w:val="single" w:sz="4" w:space="0" w:color="auto"/>
+              <w:right w:val="nil"/>
+            </w:tcBorders>
+          </w:tcPr>
+          <w:p>
+            <w:pPr>
+              <w:jc w:val="center"/>
+            </w:pPr>
             <w:r>
               <w:t>df</w:t>
             </w:r>
@@ -79,15 +94,19 @@
         </w:tc>
         <w:tc>
           <w:tcPr>
-            <w:tcW w:w="2688" w:type="dxa"/>
-            <w:tcBorders>
-              <w:top w:val="single" w:sz="4" w:space="0" w:color="auto"/>
-              <w:left w:val="nil"/>
-              <w:bottom w:val="single" w:sz="4" w:space="0" w:color="auto"/>
-              <w:right w:val="nil"/>
-            </w:tcBorders>
-          </w:tcPr>
-          <w:p>
+            <w:tcW w:w="1842" w:type="dxa"/>
+            <w:gridSpan w:val="3"/>
+            <w:tcBorders>
+              <w:top w:val="single" w:sz="4" w:space="0" w:color="auto"/>
+              <w:left w:val="nil"/>
+              <w:bottom w:val="single" w:sz="4" w:space="0" w:color="auto"/>
+              <w:right w:val="nil"/>
+            </w:tcBorders>
+          </w:tcPr>
+          <w:p>
+            <w:pPr>
+              <w:jc w:val="center"/>
+            </w:pPr>
             <w:r>
               <w:t>p-value</w:t>
             </w:r>
@@ -95,15 +114,954 @@
         </w:tc>
         <w:tc>
           <w:tcPr>
+            <w:tcW w:w="1742" w:type="dxa"/>
+            <w:gridSpan w:val="2"/>
+            <w:tcBorders>
+              <w:top w:val="single" w:sz="4" w:space="0" w:color="auto"/>
+              <w:left w:val="nil"/>
+              <w:bottom w:val="single" w:sz="4" w:space="0" w:color="auto"/>
+              <w:right w:val="nil"/>
+            </w:tcBorders>
+          </w:tcPr>
+          <w:p>
+            <w:pPr>
+              <w:jc w:val="center"/>
+            </w:pPr>
+          </w:p>
+        </w:tc>
+      </w:tr>
+      <w:tr>
+        <w:trPr>
+          <w:gridAfter w:val="1"/>
+          <w:wAfter w:w="149" w:type="dxa"/>
+          <w:trHeight w:val="397"/>
+          <w:jc w:val="center"/>
+        </w:trPr>
+        <w:tc>
+          <w:tcPr>
+            <w:tcW w:w="2033" w:type="dxa"/>
+            <w:tcBorders>
+              <w:top w:val="single" w:sz="4" w:space="0" w:color="auto"/>
+              <w:left w:val="nil"/>
+              <w:bottom w:val="single" w:sz="4" w:space="0" w:color="auto"/>
+              <w:right w:val="nil"/>
+            </w:tcBorders>
+          </w:tcPr>
+          <w:p>
+            <w:r>
+              <w:t>Chirality</w:t>
+            </w:r>
+          </w:p>
+        </w:tc>
+        <w:tc>
+          <w:tcPr>
+            <w:tcW w:w="1653" w:type="dxa"/>
+            <w:tcBorders>
+              <w:top w:val="single" w:sz="4" w:space="0" w:color="auto"/>
+              <w:left w:val="nil"/>
+              <w:bottom w:val="single" w:sz="4" w:space="0" w:color="auto"/>
+              <w:right w:val="nil"/>
+            </w:tcBorders>
+          </w:tcPr>
+          <w:p>
+            <w:pPr>
+              <w:jc w:val="center"/>
+            </w:pPr>
+            <w:r>
+              <w:t>1.6926</w:t>
+            </w:r>
+          </w:p>
+        </w:tc>
+        <w:tc>
+          <w:tcPr>
             <w:tcW w:w="1843" w:type="dxa"/>
-            <w:tcBorders>
-              <w:top w:val="single" w:sz="4" w:space="0" w:color="auto"/>
-              <w:left w:val="nil"/>
-              <w:bottom w:val="single" w:sz="4" w:space="0" w:color="auto"/>
+            <w:gridSpan w:val="3"/>
+            <w:tcBorders>
+              <w:top w:val="single" w:sz="4" w:space="0" w:color="auto"/>
+              <w:left w:val="nil"/>
+              <w:bottom w:val="single" w:sz="4" w:space="0" w:color="auto"/>
+              <w:right w:val="nil"/>
+            </w:tcBorders>
+          </w:tcPr>
+          <w:p>
+            <w:pPr>
+              <w:jc w:val="center"/>
+            </w:pPr>
+            <w:r>
+              <w:t>1</w:t>
+            </w:r>
+          </w:p>
+        </w:tc>
+        <w:tc>
+          <w:tcPr>
+            <w:tcW w:w="1842" w:type="dxa"/>
+            <w:gridSpan w:val="3"/>
+            <w:tcBorders>
+              <w:top w:val="single" w:sz="4" w:space="0" w:color="auto"/>
+              <w:left w:val="nil"/>
+              <w:bottom w:val="single" w:sz="4" w:space="0" w:color="auto"/>
+              <w:right w:val="nil"/>
+            </w:tcBorders>
+          </w:tcPr>
+          <w:p>
+            <w:pPr>
+              <w:jc w:val="center"/>
+            </w:pPr>
+            <w:r>
+              <w:t>0.1933</w:t>
+            </w:r>
+          </w:p>
+        </w:tc>
+        <w:tc>
+          <w:tcPr>
+            <w:tcW w:w="1742" w:type="dxa"/>
+            <w:gridSpan w:val="2"/>
+            <w:tcBorders>
+              <w:top w:val="single" w:sz="4" w:space="0" w:color="auto"/>
+              <w:left w:val="nil"/>
+              <w:bottom w:val="single" w:sz="4" w:space="0" w:color="auto"/>
+            </w:tcBorders>
+          </w:tcPr>
+          <w:p>
+            <w:pPr>
+              <w:jc w:val="center"/>
+            </w:pPr>
+          </w:p>
+        </w:tc>
+      </w:tr>
+      <w:tr>
+        <w:trPr>
+          <w:gridAfter w:val="1"/>
+          <w:wAfter w:w="149" w:type="dxa"/>
+          <w:trHeight w:val="397"/>
+          <w:jc w:val="center"/>
+        </w:trPr>
+        <w:tc>
+          <w:tcPr>
+            <w:tcW w:w="2033" w:type="dxa"/>
+            <w:tcBorders>
+              <w:top w:val="single" w:sz="4" w:space="0" w:color="auto"/>
+              <w:left w:val="nil"/>
+              <w:bottom w:val="single" w:sz="4" w:space="0" w:color="auto"/>
+              <w:right w:val="nil"/>
+            </w:tcBorders>
+          </w:tcPr>
+          <w:p>
+            <w:r>
+              <w:t>Region</w:t>
+            </w:r>
+          </w:p>
+        </w:tc>
+        <w:tc>
+          <w:tcPr>
+            <w:tcW w:w="1653" w:type="dxa"/>
+            <w:tcBorders>
+              <w:top w:val="single" w:sz="4" w:space="0" w:color="auto"/>
+              <w:left w:val="nil"/>
+              <w:bottom w:val="single" w:sz="4" w:space="0" w:color="auto"/>
+              <w:right w:val="nil"/>
+            </w:tcBorders>
+          </w:tcPr>
+          <w:p>
+            <w:pPr>
+              <w:jc w:val="center"/>
+            </w:pPr>
+            <w:r>
+              <w:t>0.53537</w:t>
+            </w:r>
+          </w:p>
+        </w:tc>
+        <w:tc>
+          <w:tcPr>
+            <w:tcW w:w="1843" w:type="dxa"/>
+            <w:gridSpan w:val="3"/>
+            <w:tcBorders>
+              <w:top w:val="single" w:sz="4" w:space="0" w:color="auto"/>
+              <w:left w:val="nil"/>
+              <w:bottom w:val="single" w:sz="4" w:space="0" w:color="auto"/>
+              <w:right w:val="nil"/>
+            </w:tcBorders>
+          </w:tcPr>
+          <w:p>
+            <w:pPr>
+              <w:jc w:val="center"/>
+            </w:pPr>
+            <w:r>
+              <w:t>1</w:t>
+            </w:r>
+          </w:p>
+        </w:tc>
+        <w:tc>
+          <w:tcPr>
+            <w:tcW w:w="1842" w:type="dxa"/>
+            <w:gridSpan w:val="3"/>
+            <w:tcBorders>
+              <w:top w:val="single" w:sz="4" w:space="0" w:color="auto"/>
+              <w:left w:val="nil"/>
+              <w:bottom w:val="single" w:sz="4" w:space="0" w:color="auto"/>
+              <w:right w:val="nil"/>
+            </w:tcBorders>
+          </w:tcPr>
+          <w:p>
+            <w:pPr>
+              <w:jc w:val="center"/>
+            </w:pPr>
+            <w:r>
+              <w:t>0.4644</w:t>
+            </w:r>
+          </w:p>
+        </w:tc>
+        <w:tc>
+          <w:tcPr>
+            <w:tcW w:w="1742" w:type="dxa"/>
+            <w:gridSpan w:val="2"/>
+            <w:tcBorders>
+              <w:top w:val="single" w:sz="4" w:space="0" w:color="auto"/>
+              <w:left w:val="nil"/>
+              <w:bottom w:val="single" w:sz="4" w:space="0" w:color="auto"/>
+            </w:tcBorders>
+          </w:tcPr>
+          <w:p>
+            <w:pPr>
+              <w:jc w:val="center"/>
+            </w:pPr>
+          </w:p>
+        </w:tc>
+      </w:tr>
+      <w:tr>
+        <w:trPr>
+          <w:gridAfter w:val="1"/>
+          <w:wAfter w:w="149" w:type="dxa"/>
+          <w:trHeight w:val="397"/>
+          <w:jc w:val="center"/>
+        </w:trPr>
+        <w:tc>
+          <w:tcPr>
+            <w:tcW w:w="2033" w:type="dxa"/>
+            <w:tcBorders>
+              <w:top w:val="single" w:sz="4" w:space="0" w:color="auto"/>
+              <w:left w:val="nil"/>
+              <w:bottom w:val="single" w:sz="12" w:space="0" w:color="auto"/>
+              <w:right w:val="nil"/>
+            </w:tcBorders>
+          </w:tcPr>
+          <w:p>
+            <w:r>
+              <w:t>Section</w:t>
+            </w:r>
+          </w:p>
+        </w:tc>
+        <w:tc>
+          <w:tcPr>
+            <w:tcW w:w="1653" w:type="dxa"/>
+            <w:tcBorders>
+              <w:top w:val="single" w:sz="4" w:space="0" w:color="auto"/>
+              <w:left w:val="nil"/>
+              <w:bottom w:val="single" w:sz="12" w:space="0" w:color="auto"/>
+              <w:right w:val="nil"/>
+            </w:tcBorders>
+          </w:tcPr>
+          <w:p>
+            <w:pPr>
+              <w:jc w:val="center"/>
+            </w:pPr>
+            <w:r>
+              <w:t>6.1269</w:t>
+            </w:r>
+          </w:p>
+        </w:tc>
+        <w:tc>
+          <w:tcPr>
+            <w:tcW w:w="1843" w:type="dxa"/>
+            <w:gridSpan w:val="3"/>
+            <w:tcBorders>
+              <w:top w:val="single" w:sz="4" w:space="0" w:color="auto"/>
+              <w:left w:val="nil"/>
+              <w:bottom w:val="single" w:sz="12" w:space="0" w:color="auto"/>
+              <w:right w:val="nil"/>
+            </w:tcBorders>
+          </w:tcPr>
+          <w:p>
+            <w:pPr>
+              <w:jc w:val="center"/>
+            </w:pPr>
+            <w:r>
+              <w:t>4</w:t>
+            </w:r>
+          </w:p>
+        </w:tc>
+        <w:tc>
+          <w:tcPr>
+            <w:tcW w:w="1842" w:type="dxa"/>
+            <w:gridSpan w:val="3"/>
+            <w:tcBorders>
+              <w:top w:val="single" w:sz="4" w:space="0" w:color="auto"/>
+              <w:left w:val="nil"/>
+              <w:bottom w:val="single" w:sz="12" w:space="0" w:color="auto"/>
+              <w:right w:val="nil"/>
+            </w:tcBorders>
+          </w:tcPr>
+          <w:p>
+            <w:pPr>
+              <w:jc w:val="center"/>
+            </w:pPr>
+            <w:r>
+              <w:t>0.19</w:t>
+            </w:r>
+          </w:p>
+        </w:tc>
+        <w:tc>
+          <w:tcPr>
+            <w:tcW w:w="1742" w:type="dxa"/>
+            <w:gridSpan w:val="2"/>
+            <w:tcBorders>
+              <w:top w:val="single" w:sz="4" w:space="0" w:color="auto"/>
+              <w:left w:val="nil"/>
+              <w:bottom w:val="single" w:sz="12" w:space="0" w:color="auto"/>
+            </w:tcBorders>
+          </w:tcPr>
+          <w:p>
+            <w:pPr>
+              <w:jc w:val="center"/>
+            </w:pPr>
+          </w:p>
+        </w:tc>
+      </w:tr>
+      <w:tr>
+        <w:trPr>
+          <w:gridAfter w:val="1"/>
+          <w:wAfter w:w="149" w:type="dxa"/>
+          <w:trHeight w:val="397"/>
+          <w:jc w:val="center"/>
+        </w:trPr>
+        <w:tc>
+          <w:tcPr>
+            <w:tcW w:w="2033" w:type="dxa"/>
+            <w:tcBorders>
+              <w:top w:val="single" w:sz="12" w:space="0" w:color="auto"/>
+              <w:left w:val="nil"/>
               <w:right w:val="nil"/>
             </w:tcBorders>
           </w:tcPr>
           <w:p/>
+        </w:tc>
+        <w:tc>
+          <w:tcPr>
+            <w:tcW w:w="1653" w:type="dxa"/>
+            <w:tcBorders>
+              <w:top w:val="single" w:sz="12" w:space="0" w:color="auto"/>
+              <w:left w:val="nil"/>
+              <w:right w:val="nil"/>
+            </w:tcBorders>
+          </w:tcPr>
+          <w:p>
+            <w:pPr>
+              <w:jc w:val="center"/>
+            </w:pPr>
+            <w:r>
+              <w:t>Bugarra</w:t>
+            </w:r>
+          </w:p>
+        </w:tc>
+        <w:tc>
+          <w:tcPr>
+            <w:tcW w:w="1843" w:type="dxa"/>
+            <w:gridSpan w:val="3"/>
+            <w:tcBorders>
+              <w:top w:val="single" w:sz="12" w:space="0" w:color="auto"/>
+              <w:left w:val="nil"/>
+              <w:right w:val="nil"/>
+            </w:tcBorders>
+          </w:tcPr>
+          <w:p>
+            <w:pPr>
+              <w:jc w:val="center"/>
+            </w:pPr>
+            <w:r>
+              <w:t>Drežnica</w:t>
+            </w:r>
+          </w:p>
+        </w:tc>
+        <w:tc>
+          <w:tcPr>
+            <w:tcW w:w="1842" w:type="dxa"/>
+            <w:gridSpan w:val="3"/>
+            <w:tcBorders>
+              <w:top w:val="single" w:sz="12" w:space="0" w:color="auto"/>
+              <w:left w:val="nil"/>
+            </w:tcBorders>
+          </w:tcPr>
+          <w:p>
+            <w:pPr>
+              <w:jc w:val="center"/>
+            </w:pPr>
+            <w:r>
+              <w:t>Henarejos</w:t>
+            </w:r>
+          </w:p>
+        </w:tc>
+        <w:tc>
+          <w:tcPr>
+            <w:tcW w:w="1742" w:type="dxa"/>
+            <w:gridSpan w:val="2"/>
+            <w:tcBorders>
+              <w:top w:val="single" w:sz="12" w:space="0" w:color="auto"/>
+            </w:tcBorders>
+          </w:tcPr>
+          <w:p>
+            <w:pPr>
+              <w:jc w:val="center"/>
+            </w:pPr>
+            <w:r>
+              <w:t>Libros</w:t>
+            </w:r>
+          </w:p>
+        </w:tc>
+      </w:tr>
+      <w:tr>
+        <w:trPr>
+          <w:gridAfter w:val="1"/>
+          <w:wAfter w:w="149" w:type="dxa"/>
+          <w:trHeight w:val="397"/>
+          <w:jc w:val="center"/>
+        </w:trPr>
+        <w:tc>
+          <w:tcPr>
+            <w:tcW w:w="2033" w:type="dxa"/>
+            <w:tcBorders>
+              <w:left w:val="nil"/>
+            </w:tcBorders>
+          </w:tcPr>
+          <w:p>
+            <w:r>
+              <w:t>Drežnica</w:t>
+            </w:r>
+          </w:p>
+        </w:tc>
+        <w:tc>
+          <w:tcPr>
+            <w:tcW w:w="1653" w:type="dxa"/>
+            <w:tcBorders>
+              <w:right w:val="nil"/>
+            </w:tcBorders>
+          </w:tcPr>
+          <w:p>
+            <w:pPr>
+              <w:jc w:val="center"/>
+            </w:pPr>
+            <w:r>
+              <w:t>0.5680</w:t>
+            </w:r>
+          </w:p>
+        </w:tc>
+        <w:tc>
+          <w:tcPr>
+            <w:tcW w:w="1843" w:type="dxa"/>
+            <w:gridSpan w:val="3"/>
+            <w:tcBorders>
+              <w:left w:val="nil"/>
+              <w:right w:val="nil"/>
+            </w:tcBorders>
+          </w:tcPr>
+          <w:p>
+            <w:pPr>
+              <w:jc w:val="center"/>
+            </w:pPr>
+          </w:p>
+        </w:tc>
+        <w:tc>
+          <w:tcPr>
+            <w:tcW w:w="1842" w:type="dxa"/>
+            <w:gridSpan w:val="3"/>
+            <w:tcBorders>
+              <w:left w:val="nil"/>
+            </w:tcBorders>
+          </w:tcPr>
+          <w:p>
+            <w:pPr>
+              <w:jc w:val="center"/>
+            </w:pPr>
+          </w:p>
+        </w:tc>
+        <w:tc>
+          <w:tcPr>
+            <w:tcW w:w="1742" w:type="dxa"/>
+            <w:gridSpan w:val="2"/>
+          </w:tcPr>
+          <w:p>
+            <w:pPr>
+              <w:jc w:val="center"/>
+            </w:pPr>
+          </w:p>
+        </w:tc>
+      </w:tr>
+      <w:tr>
+        <w:trPr>
+          <w:gridAfter w:val="1"/>
+          <w:wAfter w:w="149" w:type="dxa"/>
+          <w:trHeight w:val="397"/>
+          <w:jc w:val="center"/>
+        </w:trPr>
+        <w:tc>
+          <w:tcPr>
+            <w:tcW w:w="2033" w:type="dxa"/>
+            <w:tcBorders>
+              <w:left w:val="nil"/>
+            </w:tcBorders>
+          </w:tcPr>
+          <w:p>
+            <w:r>
+              <w:t>Henarejos</w:t>
+            </w:r>
+          </w:p>
+        </w:tc>
+        <w:tc>
+          <w:tcPr>
+            <w:tcW w:w="1653" w:type="dxa"/>
+            <w:tcBorders>
+              <w:right w:val="nil"/>
+            </w:tcBorders>
+          </w:tcPr>
+          <w:p>
+            <w:pPr>
+              <w:jc w:val="center"/>
+            </w:pPr>
+            <w:r>
+              <w:t>1.0000</w:t>
+            </w:r>
+          </w:p>
+        </w:tc>
+        <w:tc>
+          <w:tcPr>
+            <w:tcW w:w="1843" w:type="dxa"/>
+            <w:gridSpan w:val="3"/>
+            <w:tcBorders>
+              <w:left w:val="nil"/>
+              <w:right w:val="nil"/>
+            </w:tcBorders>
+          </w:tcPr>
+          <w:p>
+            <w:pPr>
+              <w:jc w:val="center"/>
+            </w:pPr>
+            <w:r>
+              <w:t>1.0000</w:t>
+            </w:r>
+          </w:p>
+        </w:tc>
+        <w:tc>
+          <w:tcPr>
+            <w:tcW w:w="1842" w:type="dxa"/>
+            <w:gridSpan w:val="3"/>
+            <w:tcBorders>
+              <w:left w:val="nil"/>
+              <w:right w:val="nil"/>
+            </w:tcBorders>
+          </w:tcPr>
+          <w:p>
+            <w:pPr>
+              <w:jc w:val="center"/>
+            </w:pPr>
+          </w:p>
+        </w:tc>
+        <w:tc>
+          <w:tcPr>
+            <w:tcW w:w="1742" w:type="dxa"/>
+            <w:gridSpan w:val="2"/>
+            <w:tcBorders>
+              <w:left w:val="nil"/>
+            </w:tcBorders>
+          </w:tcPr>
+          <w:p>
+            <w:pPr>
+              <w:jc w:val="center"/>
+            </w:pPr>
+          </w:p>
+        </w:tc>
+      </w:tr>
+      <w:tr>
+        <w:trPr>
+          <w:gridAfter w:val="1"/>
+          <w:wAfter w:w="149" w:type="dxa"/>
+          <w:trHeight w:val="397"/>
+          <w:jc w:val="center"/>
+        </w:trPr>
+        <w:tc>
+          <w:tcPr>
+            <w:tcW w:w="2033" w:type="dxa"/>
+            <w:tcBorders>
+              <w:left w:val="nil"/>
+            </w:tcBorders>
+          </w:tcPr>
+          <w:p>
+            <w:r>
+              <w:t>Libros</w:t>
+            </w:r>
+          </w:p>
+        </w:tc>
+        <w:tc>
+          <w:tcPr>
+            <w:tcW w:w="1653" w:type="dxa"/>
+            <w:tcBorders>
+              <w:right w:val="nil"/>
+            </w:tcBorders>
+          </w:tcPr>
+          <w:p>
+            <w:pPr>
+              <w:jc w:val="center"/>
+            </w:pPr>
+            <w:r>
+              <w:t>1.0000</w:t>
+            </w:r>
+          </w:p>
+        </w:tc>
+        <w:tc>
+          <w:tcPr>
+            <w:tcW w:w="1843" w:type="dxa"/>
+            <w:gridSpan w:val="3"/>
+            <w:tcBorders>
+              <w:left w:val="nil"/>
+              <w:right w:val="nil"/>
+            </w:tcBorders>
+          </w:tcPr>
+          <w:p>
+            <w:pPr>
+              <w:jc w:val="center"/>
+            </w:pPr>
+            <w:r>
+              <w:t>0.3373</w:t>
+            </w:r>
+          </w:p>
+        </w:tc>
+        <w:tc>
+          <w:tcPr>
+            <w:tcW w:w="1842" w:type="dxa"/>
+            <w:gridSpan w:val="3"/>
+            <w:tcBorders>
+              <w:left w:val="nil"/>
+            </w:tcBorders>
+          </w:tcPr>
+          <w:p>
+            <w:pPr>
+              <w:jc w:val="center"/>
+            </w:pPr>
+            <w:r>
+              <w:t>0.9843</w:t>
+            </w:r>
+          </w:p>
+        </w:tc>
+        <w:tc>
+          <w:tcPr>
+            <w:tcW w:w="1742" w:type="dxa"/>
+            <w:gridSpan w:val="2"/>
+          </w:tcPr>
+          <w:p>
+            <w:pPr>
+              <w:jc w:val="center"/>
+            </w:pPr>
+          </w:p>
+        </w:tc>
+      </w:tr>
+      <w:tr>
+        <w:trPr>
+          <w:gridAfter w:val="1"/>
+          <w:wAfter w:w="149" w:type="dxa"/>
+          <w:trHeight w:val="397"/>
+          <w:jc w:val="center"/>
+        </w:trPr>
+        <w:tc>
+          <w:tcPr>
+            <w:tcW w:w="2033" w:type="dxa"/>
+            <w:tcBorders>
+              <w:left w:val="nil"/>
+              <w:bottom w:val="single" w:sz="12" w:space="0" w:color="auto"/>
+            </w:tcBorders>
+          </w:tcPr>
+          <w:p>
+            <w:r>
+              <w:t>Prikrnica</w:t>
+            </w:r>
+          </w:p>
+        </w:tc>
+        <w:tc>
+          <w:tcPr>
+            <w:tcW w:w="1653" w:type="dxa"/>
+            <w:tcBorders>
+              <w:bottom w:val="single" w:sz="12" w:space="0" w:color="auto"/>
+              <w:right w:val="nil"/>
+            </w:tcBorders>
+          </w:tcPr>
+          <w:p>
+            <w:pPr>
+              <w:jc w:val="center"/>
+            </w:pPr>
+            <w:r>
+              <w:t>1</w:t>
+            </w:r>
+            <w:r>
+              <w:t>.0000</w:t>
+            </w:r>
+          </w:p>
+        </w:tc>
+        <w:tc>
+          <w:tcPr>
+            <w:tcW w:w="1843" w:type="dxa"/>
+            <w:gridSpan w:val="3"/>
+            <w:tcBorders>
+              <w:left w:val="nil"/>
+              <w:bottom w:val="single" w:sz="12" w:space="0" w:color="auto"/>
+              <w:right w:val="nil"/>
+            </w:tcBorders>
+          </w:tcPr>
+          <w:p>
+            <w:pPr>
+              <w:jc w:val="center"/>
+            </w:pPr>
+            <w:r>
+              <w:t>0.2412</w:t>
+            </w:r>
+          </w:p>
+        </w:tc>
+        <w:tc>
+          <w:tcPr>
+            <w:tcW w:w="1842" w:type="dxa"/>
+            <w:gridSpan w:val="3"/>
+            <w:tcBorders>
+              <w:left w:val="nil"/>
+              <w:bottom w:val="single" w:sz="12" w:space="0" w:color="auto"/>
+            </w:tcBorders>
+          </w:tcPr>
+          <w:p>
+            <w:pPr>
+              <w:jc w:val="center"/>
+            </w:pPr>
+            <w:r>
+              <w:t>0.6841</w:t>
+            </w:r>
+          </w:p>
+        </w:tc>
+        <w:tc>
+          <w:tcPr>
+            <w:tcW w:w="1742" w:type="dxa"/>
+            <w:gridSpan w:val="2"/>
+            <w:tcBorders>
+              <w:bottom w:val="single" w:sz="12" w:space="0" w:color="auto"/>
+            </w:tcBorders>
+          </w:tcPr>
+          <w:p>
+            <w:pPr>
+              <w:jc w:val="center"/>
+            </w:pPr>
+            <w:r>
+              <w:t>1.0000</w:t>
+            </w:r>
+          </w:p>
+        </w:tc>
+      </w:tr>
+      <w:tr>
+        <w:trPr>
+          <w:gridAfter w:val="1"/>
+          <w:wAfter w:w="149" w:type="dxa"/>
+          <w:trHeight w:val="397"/>
+          <w:jc w:val="center"/>
+        </w:trPr>
+        <w:tc>
+          <w:tcPr>
+            <w:tcW w:w="2033" w:type="dxa"/>
+            <w:tcBorders>
+              <w:top w:val="single" w:sz="12" w:space="0" w:color="auto"/>
+              <w:left w:val="nil"/>
+              <w:bottom w:val="single" w:sz="4" w:space="0" w:color="auto"/>
+            </w:tcBorders>
+          </w:tcPr>
+          <w:p/>
+        </w:tc>
+        <w:tc>
+          <w:tcPr>
+            <w:tcW w:w="1653" w:type="dxa"/>
+            <w:tcBorders>
+              <w:top w:val="single" w:sz="12" w:space="0" w:color="auto"/>
+              <w:bottom w:val="single" w:sz="4" w:space="0" w:color="auto"/>
+              <w:right w:val="nil"/>
+            </w:tcBorders>
+          </w:tcPr>
+          <w:p>
+            <w:pPr>
+              <w:jc w:val="center"/>
+            </w:pPr>
+            <w:r>
+              <w:t>Dextral</w:t>
+            </w:r>
+          </w:p>
+        </w:tc>
+        <w:tc>
+          <w:tcPr>
+            <w:tcW w:w="1843" w:type="dxa"/>
+            <w:gridSpan w:val="3"/>
+            <w:tcBorders>
+              <w:top w:val="single" w:sz="12" w:space="0" w:color="auto"/>
+              <w:left w:val="nil"/>
+              <w:bottom w:val="single" w:sz="4" w:space="0" w:color="auto"/>
+              <w:right w:val="nil"/>
+            </w:tcBorders>
+          </w:tcPr>
+          <w:p>
+            <w:pPr>
+              <w:jc w:val="center"/>
+            </w:pPr>
+            <w:r>
+              <w:t>Sinistral</w:t>
+            </w:r>
+          </w:p>
+        </w:tc>
+        <w:tc>
+          <w:tcPr>
+            <w:tcW w:w="1842" w:type="dxa"/>
+            <w:gridSpan w:val="3"/>
+            <w:tcBorders>
+              <w:top w:val="single" w:sz="12" w:space="0" w:color="auto"/>
+              <w:left w:val="nil"/>
+              <w:bottom w:val="single" w:sz="4" w:space="0" w:color="auto"/>
+            </w:tcBorders>
+          </w:tcPr>
+          <w:p>
+            <w:pPr>
+              <w:jc w:val="center"/>
+            </w:pPr>
+            <w:r>
+              <w:t>W region</w:t>
+            </w:r>
+          </w:p>
+        </w:tc>
+        <w:tc>
+          <w:tcPr>
+            <w:tcW w:w="1742" w:type="dxa"/>
+            <w:gridSpan w:val="2"/>
+            <w:tcBorders>
+              <w:top w:val="single" w:sz="12" w:space="0" w:color="auto"/>
+              <w:bottom w:val="single" w:sz="4" w:space="0" w:color="auto"/>
+            </w:tcBorders>
+          </w:tcPr>
+          <w:p>
+            <w:pPr>
+              <w:jc w:val="center"/>
+            </w:pPr>
+            <w:r>
+              <w:t>NE region</w:t>
+            </w:r>
+          </w:p>
+        </w:tc>
+      </w:tr>
+      <w:tr>
+        <w:trPr>
+          <w:gridAfter w:val="1"/>
+          <w:wAfter w:w="149" w:type="dxa"/>
+          <w:trHeight w:val="397"/>
+          <w:jc w:val="center"/>
+        </w:trPr>
+        <w:tc>
+          <w:tcPr>
+            <w:tcW w:w="2033" w:type="dxa"/>
+            <w:tcBorders>
+              <w:left w:val="nil"/>
+              <w:bottom w:val="single" w:sz="4" w:space="0" w:color="auto"/>
+            </w:tcBorders>
+          </w:tcPr>
+          <w:p>
+            <w:r>
+              <w:t>Mean length (</w:t>
+            </w:r>
+            <w:r>
+              <w:rPr>
+                <w:rStyle w:val="Privzetapisavaodstavka1"/>
+                <w:rFonts w:ascii="Calibri" w:eastAsia="Calibri" w:hAnsi="Calibri" w:cs="Calibri"/>
+              </w:rPr>
+              <w:t>μm</w:t>
+            </w:r>
+            <w:r>
+              <w:rPr>
+                <w:rStyle w:val="Privzetapisavaodstavka1"/>
+                <w:rFonts w:ascii="Calibri" w:eastAsia="Calibri" w:hAnsi="Calibri" w:cs="Calibri"/>
+              </w:rPr>
+              <w:t>)</w:t>
+            </w:r>
+          </w:p>
+        </w:tc>
+        <w:tc>
+          <w:tcPr>
+            <w:tcW w:w="1653" w:type="dxa"/>
+            <w:tcBorders>
+              <w:bottom w:val="single" w:sz="4" w:space="0" w:color="auto"/>
+              <w:right w:val="nil"/>
+            </w:tcBorders>
+          </w:tcPr>
+          <w:p>
+            <w:pPr>
+              <w:jc w:val="center"/>
+            </w:pPr>
+            <w:r>
+              <w:rPr>
+                <w:rStyle w:val="Privzetapisavaodstavka1"/>
+                <w:rFonts w:ascii="Calibri" w:eastAsia="Calibri" w:hAnsi="Calibri" w:cs="Calibri"/>
+              </w:rPr>
+              <w:t>395</w:t>
+            </w:r>
+          </w:p>
+        </w:tc>
+        <w:tc>
+          <w:tcPr>
+            <w:tcW w:w="1843" w:type="dxa"/>
+            <w:gridSpan w:val="3"/>
+            <w:tcBorders>
+              <w:left w:val="nil"/>
+              <w:bottom w:val="single" w:sz="4" w:space="0" w:color="auto"/>
+              <w:right w:val="nil"/>
+            </w:tcBorders>
+          </w:tcPr>
+          <w:p>
+            <w:pPr>
+              <w:jc w:val="center"/>
+            </w:pPr>
+            <w:r>
+              <w:t>403</w:t>
+            </w:r>
+          </w:p>
+        </w:tc>
+        <w:tc>
+          <w:tcPr>
+            <w:tcW w:w="1842" w:type="dxa"/>
+            <w:gridSpan w:val="3"/>
+            <w:tcBorders>
+              <w:left w:val="nil"/>
+              <w:bottom w:val="single" w:sz="4" w:space="0" w:color="auto"/>
+            </w:tcBorders>
+          </w:tcPr>
+          <w:p>
+            <w:pPr>
+              <w:jc w:val="center"/>
+            </w:pPr>
+            <w:r>
+              <w:t>397</w:t>
+            </w:r>
+          </w:p>
+        </w:tc>
+        <w:tc>
+          <w:tcPr>
+            <w:tcW w:w="1742" w:type="dxa"/>
+            <w:gridSpan w:val="2"/>
+            <w:tcBorders>
+              <w:top w:val="single" w:sz="4" w:space="0" w:color="auto"/>
+              <w:bottom w:val="single" w:sz="4" w:space="0" w:color="auto"/>
+            </w:tcBorders>
+          </w:tcPr>
+          <w:p>
+            <w:pPr>
+              <w:jc w:val="center"/>
+            </w:pPr>
+            <w:r>
+              <w:t>403</w:t>
+            </w:r>
+          </w:p>
         </w:tc>
       </w:tr>
       <w:tr>
@@ -113,79 +1071,109 @@
         </w:trPr>
         <w:tc>
           <w:tcPr>
-            <w:tcW w:w="1281" w:type="dxa"/>
-            <w:tcBorders>
-              <w:top w:val="single" w:sz="4" w:space="0" w:color="auto"/>
-              <w:left w:val="nil"/>
-              <w:bottom w:val="single" w:sz="4" w:space="0" w:color="auto"/>
-              <w:right w:val="nil"/>
-            </w:tcBorders>
-          </w:tcPr>
-          <w:p>
-            <w:r>
-              <w:t>Chirality</w:t>
-            </w:r>
-          </w:p>
-        </w:tc>
-        <w:tc>
-          <w:tcPr>
-            <w:tcW w:w="1413" w:type="dxa"/>
-            <w:tcBorders>
-              <w:top w:val="single" w:sz="4" w:space="0" w:color="auto"/>
-              <w:left w:val="nil"/>
-              <w:bottom w:val="single" w:sz="4" w:space="0" w:color="auto"/>
-              <w:right w:val="nil"/>
-            </w:tcBorders>
-          </w:tcPr>
-          <w:p>
-            <w:r>
-              <w:t>1.6926</w:t>
-            </w:r>
-          </w:p>
-        </w:tc>
-        <w:tc>
-          <w:tcPr>
-            <w:tcW w:w="2268" w:type="dxa"/>
-            <w:tcBorders>
-              <w:top w:val="single" w:sz="4" w:space="0" w:color="auto"/>
-              <w:left w:val="nil"/>
-              <w:bottom w:val="single" w:sz="4" w:space="0" w:color="auto"/>
-              <w:right w:val="nil"/>
-            </w:tcBorders>
-          </w:tcPr>
-          <w:p>
-            <w:r>
-              <w:t>1</w:t>
-            </w:r>
-          </w:p>
-        </w:tc>
-        <w:tc>
-          <w:tcPr>
-            <w:tcW w:w="2688" w:type="dxa"/>
-            <w:tcBorders>
-              <w:top w:val="single" w:sz="4" w:space="0" w:color="auto"/>
-              <w:left w:val="nil"/>
-              <w:bottom w:val="single" w:sz="4" w:space="0" w:color="auto"/>
-              <w:right w:val="nil"/>
-            </w:tcBorders>
-          </w:tcPr>
-          <w:p>
-            <w:r>
-              <w:t>0.1933</w:t>
-            </w:r>
-          </w:p>
-        </w:tc>
-        <w:tc>
-          <w:tcPr>
-            <w:tcW w:w="1843" w:type="dxa"/>
-            <w:tcBorders>
-              <w:top w:val="single" w:sz="4" w:space="0" w:color="auto"/>
-              <w:left w:val="nil"/>
-              <w:bottom w:val="single" w:sz="4" w:space="0" w:color="auto"/>
-              <w:right w:val="nil"/>
+            <w:tcW w:w="2033" w:type="dxa"/>
+            <w:tcBorders>
+              <w:top w:val="single" w:sz="4" w:space="0" w:color="auto"/>
+              <w:left w:val="nil"/>
+              <w:bottom w:val="single" w:sz="4" w:space="0" w:color="auto"/>
             </w:tcBorders>
           </w:tcPr>
           <w:p/>
+        </w:tc>
+        <w:tc>
+          <w:tcPr>
+            <w:tcW w:w="1794" w:type="dxa"/>
+            <w:gridSpan w:val="2"/>
+            <w:tcBorders>
+              <w:top w:val="single" w:sz="4" w:space="0" w:color="auto"/>
+              <w:bottom w:val="single" w:sz="4" w:space="0" w:color="auto"/>
+              <w:right w:val="nil"/>
+            </w:tcBorders>
+          </w:tcPr>
+          <w:p>
+            <w:pPr>
+              <w:jc w:val="center"/>
+            </w:pPr>
+            <w:r>
+              <w:t>Henarejos</w:t>
+            </w:r>
+          </w:p>
+        </w:tc>
+        <w:tc>
+          <w:tcPr>
+            <w:tcW w:w="1371" w:type="dxa"/>
+            <w:tcBorders>
+              <w:top w:val="single" w:sz="4" w:space="0" w:color="auto"/>
+              <w:left w:val="nil"/>
+              <w:bottom w:val="single" w:sz="4" w:space="0" w:color="auto"/>
+              <w:right w:val="nil"/>
+            </w:tcBorders>
+          </w:tcPr>
+          <w:p>
+            <w:pPr>
+              <w:jc w:val="center"/>
+            </w:pPr>
+            <w:r>
+              <w:t>Libros</w:t>
+            </w:r>
+          </w:p>
+        </w:tc>
+        <w:tc>
+          <w:tcPr>
+            <w:tcW w:w="1323" w:type="dxa"/>
+            <w:gridSpan w:val="3"/>
+            <w:tcBorders>
+              <w:top w:val="single" w:sz="4" w:space="0" w:color="auto"/>
+              <w:left w:val="nil"/>
+              <w:bottom w:val="single" w:sz="4" w:space="0" w:color="auto"/>
+              <w:right w:val="nil"/>
+            </w:tcBorders>
+          </w:tcPr>
+          <w:p>
+            <w:pPr>
+              <w:jc w:val="center"/>
+            </w:pPr>
+            <w:r>
+              <w:t>Bugarra</w:t>
+            </w:r>
+          </w:p>
+        </w:tc>
+        <w:tc>
+          <w:tcPr>
+            <w:tcW w:w="1417" w:type="dxa"/>
+            <w:gridSpan w:val="2"/>
+            <w:tcBorders>
+              <w:top w:val="single" w:sz="4" w:space="0" w:color="auto"/>
+              <w:left w:val="nil"/>
+              <w:bottom w:val="single" w:sz="4" w:space="0" w:color="auto"/>
+            </w:tcBorders>
+          </w:tcPr>
+          <w:p>
+            <w:pPr>
+              <w:jc w:val="center"/>
+            </w:pPr>
+            <w:r>
+              <w:t>Prikrnica</w:t>
+            </w:r>
+          </w:p>
+        </w:tc>
+        <w:tc>
+          <w:tcPr>
+            <w:tcW w:w="1324" w:type="dxa"/>
+            <w:gridSpan w:val="2"/>
+            <w:tcBorders>
+              <w:top w:val="single" w:sz="4" w:space="0" w:color="auto"/>
+              <w:bottom w:val="single" w:sz="4" w:space="0" w:color="auto"/>
+            </w:tcBorders>
+          </w:tcPr>
+          <w:p>
+            <w:pPr>
+              <w:jc w:val="center"/>
+            </w:pPr>
+            <w:r>
+              <w:t>Drežnica</w:t>
+            </w:r>
+          </w:p>
         </w:tc>
       </w:tr>
       <w:tr>
@@ -195,513 +1183,125 @@
         </w:trPr>
         <w:tc>
           <w:tcPr>
-            <w:tcW w:w="1281" w:type="dxa"/>
-            <w:tcBorders>
-              <w:top w:val="single" w:sz="4" w:space="0" w:color="auto"/>
-              <w:left w:val="nil"/>
-              <w:bottom w:val="single" w:sz="4" w:space="0" w:color="auto"/>
-              <w:right w:val="nil"/>
-            </w:tcBorders>
-          </w:tcPr>
-          <w:p>
-            <w:r>
-              <w:t>Region</w:t>
-            </w:r>
-          </w:p>
-        </w:tc>
-        <w:tc>
-          <w:tcPr>
-            <w:tcW w:w="1413" w:type="dxa"/>
-            <w:tcBorders>
-              <w:top w:val="single" w:sz="4" w:space="0" w:color="auto"/>
-              <w:left w:val="nil"/>
-              <w:bottom w:val="single" w:sz="4" w:space="0" w:color="auto"/>
-              <w:right w:val="nil"/>
-            </w:tcBorders>
-          </w:tcPr>
-          <w:p>
-            <w:r>
-              <w:t>0.53537</w:t>
-            </w:r>
-          </w:p>
-        </w:tc>
-        <w:tc>
-          <w:tcPr>
-            <w:tcW w:w="2268" w:type="dxa"/>
-            <w:tcBorders>
-              <w:top w:val="single" w:sz="4" w:space="0" w:color="auto"/>
-              <w:left w:val="nil"/>
-              <w:bottom w:val="single" w:sz="4" w:space="0" w:color="auto"/>
-              <w:right w:val="nil"/>
-            </w:tcBorders>
-          </w:tcPr>
-          <w:p>
-            <w:r>
-              <w:t>1</w:t>
-            </w:r>
-          </w:p>
-        </w:tc>
-        <w:tc>
-          <w:tcPr>
-            <w:tcW w:w="2688" w:type="dxa"/>
-            <w:tcBorders>
-              <w:top w:val="single" w:sz="4" w:space="0" w:color="auto"/>
-              <w:left w:val="nil"/>
-              <w:bottom w:val="single" w:sz="4" w:space="0" w:color="auto"/>
-              <w:right w:val="nil"/>
-            </w:tcBorders>
-          </w:tcPr>
-          <w:p>
-            <w:r>
-              <w:t>0.4644</w:t>
-            </w:r>
-          </w:p>
-        </w:tc>
-        <w:tc>
-          <w:tcPr>
-            <w:tcW w:w="1843" w:type="dxa"/>
-            <w:tcBorders>
-              <w:top w:val="single" w:sz="4" w:space="0" w:color="auto"/>
-              <w:left w:val="nil"/>
-              <w:bottom w:val="single" w:sz="4" w:space="0" w:color="auto"/>
-              <w:right w:val="nil"/>
-            </w:tcBorders>
-          </w:tcPr>
-          <w:p/>
-        </w:tc>
-      </w:tr>
-      <w:tr>
-        <w:trPr>
-          <w:trHeight w:val="397"/>
-          <w:jc w:val="center"/>
-        </w:trPr>
-        <w:tc>
-          <w:tcPr>
-            <w:tcW w:w="1281" w:type="dxa"/>
-            <w:tcBorders>
-              <w:top w:val="single" w:sz="4" w:space="0" w:color="auto"/>
-              <w:left w:val="nil"/>
-              <w:bottom w:val="single" w:sz="12" w:space="0" w:color="auto"/>
-              <w:right w:val="nil"/>
-            </w:tcBorders>
-          </w:tcPr>
-          <w:p>
-            <w:r>
-              <w:t>Section</w:t>
-            </w:r>
-          </w:p>
-        </w:tc>
-        <w:tc>
-          <w:tcPr>
-            <w:tcW w:w="1413" w:type="dxa"/>
-            <w:tcBorders>
-              <w:top w:val="single" w:sz="4" w:space="0" w:color="auto"/>
-              <w:left w:val="nil"/>
-              <w:bottom w:val="single" w:sz="12" w:space="0" w:color="auto"/>
-              <w:right w:val="nil"/>
-            </w:tcBorders>
-          </w:tcPr>
-          <w:p>
-            <w:r>
-              <w:t>6.1269</w:t>
-            </w:r>
-          </w:p>
-        </w:tc>
-        <w:tc>
-          <w:tcPr>
-            <w:tcW w:w="2268" w:type="dxa"/>
-            <w:tcBorders>
-              <w:top w:val="single" w:sz="4" w:space="0" w:color="auto"/>
-              <w:left w:val="nil"/>
-              <w:bottom w:val="single" w:sz="12" w:space="0" w:color="auto"/>
-              <w:right w:val="nil"/>
-            </w:tcBorders>
-          </w:tcPr>
-          <w:p>
-            <w:r>
-              <w:t>4</w:t>
-            </w:r>
-          </w:p>
-        </w:tc>
-        <w:tc>
-          <w:tcPr>
-            <w:tcW w:w="2688" w:type="dxa"/>
-            <w:tcBorders>
-              <w:top w:val="single" w:sz="4" w:space="0" w:color="auto"/>
-              <w:left w:val="nil"/>
-              <w:bottom w:val="single" w:sz="12" w:space="0" w:color="auto"/>
-              <w:right w:val="nil"/>
-            </w:tcBorders>
-          </w:tcPr>
-          <w:p>
-            <w:r>
-              <w:t>0.19</w:t>
-            </w:r>
-          </w:p>
-        </w:tc>
-        <w:tc>
-          <w:tcPr>
-            <w:tcW w:w="1843" w:type="dxa"/>
-            <w:tcBorders>
-              <w:top w:val="single" w:sz="4" w:space="0" w:color="auto"/>
-              <w:left w:val="nil"/>
-              <w:bottom w:val="single" w:sz="12" w:space="0" w:color="auto"/>
-              <w:right w:val="nil"/>
-            </w:tcBorders>
-          </w:tcPr>
-          <w:p/>
-        </w:tc>
-      </w:tr>
-      <w:tr>
-        <w:trPr>
-          <w:trHeight w:val="397"/>
-          <w:jc w:val="center"/>
-        </w:trPr>
-        <w:tc>
-          <w:tcPr>
-            <w:tcW w:w="1281" w:type="dxa"/>
-            <w:tcBorders>
-              <w:top w:val="single" w:sz="12" w:space="0" w:color="auto"/>
-              <w:left w:val="nil"/>
-              <w:right w:val="nil"/>
-            </w:tcBorders>
-          </w:tcPr>
-          <w:p/>
-        </w:tc>
-        <w:tc>
-          <w:tcPr>
-            <w:tcW w:w="1413" w:type="dxa"/>
-            <w:tcBorders>
-              <w:top w:val="single" w:sz="12" w:space="0" w:color="auto"/>
-              <w:left w:val="nil"/>
-              <w:right w:val="nil"/>
-            </w:tcBorders>
-          </w:tcPr>
-          <w:p>
-            <w:r>
-              <w:t>Bugarra</w:t>
-            </w:r>
-          </w:p>
-        </w:tc>
-        <w:tc>
-          <w:tcPr>
-            <w:tcW w:w="2268" w:type="dxa"/>
-            <w:tcBorders>
-              <w:top w:val="single" w:sz="12" w:space="0" w:color="auto"/>
-              <w:left w:val="nil"/>
-              <w:right w:val="nil"/>
-            </w:tcBorders>
-          </w:tcPr>
-          <w:p>
-            <w:r>
-              <w:t xml:space="preserve">Drežnica </w:t>
-            </w:r>
-          </w:p>
-        </w:tc>
-        <w:tc>
-          <w:tcPr>
-            <w:tcW w:w="2688" w:type="dxa"/>
-            <w:tcBorders>
-              <w:top w:val="single" w:sz="12" w:space="0" w:color="auto"/>
-              <w:left w:val="nil"/>
-              <w:right w:val="nil"/>
-            </w:tcBorders>
-          </w:tcPr>
-          <w:p>
-            <w:r>
-              <w:t xml:space="preserve">Henarejos </w:t>
-            </w:r>
-          </w:p>
-        </w:tc>
-        <w:tc>
-          <w:tcPr>
-            <w:tcW w:w="1843" w:type="dxa"/>
-            <w:tcBorders>
-              <w:top w:val="single" w:sz="12" w:space="0" w:color="auto"/>
-              <w:left w:val="nil"/>
-              <w:right w:val="nil"/>
-            </w:tcBorders>
-          </w:tcPr>
-          <w:p>
-            <w:r>
-              <w:t xml:space="preserve">Libros </w:t>
-            </w:r>
-          </w:p>
-        </w:tc>
-      </w:tr>
-      <w:tr>
-        <w:trPr>
-          <w:trHeight w:val="397"/>
-          <w:jc w:val="center"/>
-        </w:trPr>
-        <w:tc>
-          <w:tcPr>
-            <w:tcW w:w="1281" w:type="dxa"/>
-            <w:tcBorders>
-              <w:left w:val="nil"/>
-            </w:tcBorders>
-          </w:tcPr>
-          <w:p>
-            <w:r>
-              <w:t>Drežnica</w:t>
-            </w:r>
-          </w:p>
-        </w:tc>
-        <w:tc>
-          <w:tcPr>
-            <w:tcW w:w="1413" w:type="dxa"/>
-            <w:tcBorders>
-              <w:right w:val="nil"/>
-            </w:tcBorders>
-          </w:tcPr>
-          <w:p>
-            <w:r>
-              <w:t>0.5680</w:t>
-            </w:r>
-          </w:p>
-        </w:tc>
-        <w:tc>
-          <w:tcPr>
-            <w:tcW w:w="2268" w:type="dxa"/>
-            <w:tcBorders>
-              <w:left w:val="nil"/>
-              <w:right w:val="nil"/>
-            </w:tcBorders>
-          </w:tcPr>
-          <w:p/>
-        </w:tc>
-        <w:tc>
-          <w:tcPr>
-            <w:tcW w:w="2688" w:type="dxa"/>
-            <w:tcBorders>
-              <w:left w:val="nil"/>
-              <w:right w:val="nil"/>
-            </w:tcBorders>
-          </w:tcPr>
-          <w:p/>
-        </w:tc>
-        <w:tc>
-          <w:tcPr>
-            <w:tcW w:w="1843" w:type="dxa"/>
-            <w:tcBorders>
-              <w:left w:val="nil"/>
-              <w:right w:val="nil"/>
-            </w:tcBorders>
-          </w:tcPr>
-          <w:p/>
-        </w:tc>
-      </w:tr>
-      <w:tr>
-        <w:trPr>
-          <w:trHeight w:val="397"/>
-          <w:jc w:val="center"/>
-        </w:trPr>
-        <w:tc>
-          <w:tcPr>
-            <w:tcW w:w="1281" w:type="dxa"/>
-            <w:tcBorders>
-              <w:left w:val="nil"/>
-            </w:tcBorders>
-          </w:tcPr>
-          <w:p>
-            <w:r>
-              <w:t>Henarejos</w:t>
-            </w:r>
-          </w:p>
-        </w:tc>
-        <w:tc>
-          <w:tcPr>
-            <w:tcW w:w="1413" w:type="dxa"/>
-            <w:tcBorders>
-              <w:right w:val="nil"/>
-            </w:tcBorders>
-          </w:tcPr>
-          <w:p>
-            <w:r>
-              <w:t>1.0000</w:t>
-            </w:r>
-          </w:p>
-        </w:tc>
-        <w:tc>
-          <w:tcPr>
-            <w:tcW w:w="2268" w:type="dxa"/>
-            <w:tcBorders>
-              <w:left w:val="nil"/>
-              <w:right w:val="nil"/>
-            </w:tcBorders>
-          </w:tcPr>
-          <w:p>
-            <w:r>
-              <w:t>1.0000</w:t>
-            </w:r>
-          </w:p>
-        </w:tc>
-        <w:tc>
-          <w:tcPr>
-            <w:tcW w:w="2688" w:type="dxa"/>
-            <w:tcBorders>
-              <w:left w:val="nil"/>
-              <w:right w:val="nil"/>
-            </w:tcBorders>
-          </w:tcPr>
-          <w:p/>
-        </w:tc>
-        <w:tc>
-          <w:tcPr>
-            <w:tcW w:w="1843" w:type="dxa"/>
-            <w:tcBorders>
-              <w:left w:val="nil"/>
-              <w:right w:val="nil"/>
-            </w:tcBorders>
-          </w:tcPr>
-          <w:p/>
-        </w:tc>
-      </w:tr>
-      <w:tr>
-        <w:trPr>
-          <w:trHeight w:val="397"/>
-          <w:jc w:val="center"/>
-        </w:trPr>
-        <w:tc>
-          <w:tcPr>
-            <w:tcW w:w="1281" w:type="dxa"/>
-            <w:tcBorders>
-              <w:left w:val="nil"/>
-            </w:tcBorders>
-          </w:tcPr>
-          <w:p>
-            <w:r>
-              <w:t>Libros</w:t>
-            </w:r>
-          </w:p>
-        </w:tc>
-        <w:tc>
-          <w:tcPr>
-            <w:tcW w:w="1413" w:type="dxa"/>
-            <w:tcBorders>
-              <w:right w:val="nil"/>
-            </w:tcBorders>
-          </w:tcPr>
-          <w:p>
-            <w:r>
-              <w:t>1.0000</w:t>
-            </w:r>
-          </w:p>
-        </w:tc>
-        <w:tc>
-          <w:tcPr>
-            <w:tcW w:w="2268" w:type="dxa"/>
-            <w:tcBorders>
-              <w:left w:val="nil"/>
-              <w:right w:val="nil"/>
-            </w:tcBorders>
-          </w:tcPr>
-          <w:p>
-            <w:r>
-              <w:t>0.3373</w:t>
-            </w:r>
-          </w:p>
-        </w:tc>
-        <w:tc>
-          <w:tcPr>
-            <w:tcW w:w="2688" w:type="dxa"/>
-            <w:tcBorders>
-              <w:left w:val="nil"/>
-              <w:right w:val="nil"/>
-            </w:tcBorders>
-          </w:tcPr>
-          <w:p>
-            <w:r>
-              <w:t>0.9843</w:t>
-            </w:r>
-          </w:p>
-        </w:tc>
-        <w:tc>
-          <w:tcPr>
-            <w:tcW w:w="1843" w:type="dxa"/>
-            <w:tcBorders>
-              <w:left w:val="nil"/>
-              <w:right w:val="nil"/>
-            </w:tcBorders>
-          </w:tcPr>
-          <w:p/>
-        </w:tc>
-      </w:tr>
-      <w:tr>
-        <w:trPr>
-          <w:trHeight w:val="397"/>
-          <w:jc w:val="center"/>
-        </w:trPr>
-        <w:tc>
-          <w:tcPr>
-            <w:tcW w:w="1281" w:type="dxa"/>
-            <w:tcBorders>
-              <w:left w:val="nil"/>
-              <w:bottom w:val="single" w:sz="4" w:space="0" w:color="auto"/>
-            </w:tcBorders>
-          </w:tcPr>
-          <w:p>
-            <w:r>
-              <w:t>Prikrnica</w:t>
-            </w:r>
-          </w:p>
-        </w:tc>
-        <w:tc>
-          <w:tcPr>
-            <w:tcW w:w="1413" w:type="dxa"/>
-            <w:tcBorders>
-              <w:bottom w:val="single" w:sz="8" w:space="0" w:color="auto"/>
-              <w:right w:val="nil"/>
-            </w:tcBorders>
-          </w:tcPr>
-          <w:p>
-            <w:r>
-              <w:t>1.0000</w:t>
-            </w:r>
-          </w:p>
-        </w:tc>
-        <w:tc>
-          <w:tcPr>
-            <w:tcW w:w="2268" w:type="dxa"/>
-            <w:tcBorders>
-              <w:left w:val="nil"/>
-              <w:bottom w:val="single" w:sz="4" w:space="0" w:color="auto"/>
-              <w:right w:val="nil"/>
-            </w:tcBorders>
-          </w:tcPr>
-          <w:p>
-            <w:r>
-              <w:t>0.2412</w:t>
-            </w:r>
-          </w:p>
-        </w:tc>
-        <w:tc>
-          <w:tcPr>
-            <w:tcW w:w="2688" w:type="dxa"/>
-            <w:tcBorders>
-              <w:left w:val="nil"/>
-              <w:bottom w:val="single" w:sz="4" w:space="0" w:color="auto"/>
-              <w:right w:val="nil"/>
-            </w:tcBorders>
-          </w:tcPr>
-          <w:p>
-            <w:r>
-              <w:t>0.6841</w:t>
-            </w:r>
-          </w:p>
-        </w:tc>
-        <w:tc>
-          <w:tcPr>
-            <w:tcW w:w="1843" w:type="dxa"/>
-            <w:tcBorders>
-              <w:left w:val="nil"/>
-              <w:bottom w:val="single" w:sz="4" w:space="0" w:color="auto"/>
-              <w:right w:val="nil"/>
-            </w:tcBorders>
-          </w:tcPr>
-          <w:p>
-            <w:r>
-              <w:t>1.0000</w:t>
+            <w:tcW w:w="2033" w:type="dxa"/>
+            <w:tcBorders>
+              <w:top w:val="single" w:sz="4" w:space="0" w:color="auto"/>
+              <w:left w:val="nil"/>
+              <w:bottom w:val="single" w:sz="4" w:space="0" w:color="auto"/>
+            </w:tcBorders>
+          </w:tcPr>
+          <w:p>
+            <w:r>
+              <w:t>Mean length (</w:t>
+            </w:r>
+            <w:r>
+              <w:rPr>
+                <w:rStyle w:val="Privzetapisavaodstavka1"/>
+                <w:rFonts w:ascii="Calibri" w:eastAsia="Calibri" w:hAnsi="Calibri" w:cs="Calibri"/>
+              </w:rPr>
+              <w:t>μm</w:t>
+            </w:r>
+            <w:r>
+              <w:rPr>
+                <w:rStyle w:val="Privzetapisavaodstavka1"/>
+                <w:rFonts w:ascii="Calibri" w:eastAsia="Calibri" w:hAnsi="Calibri" w:cs="Calibri"/>
+              </w:rPr>
+              <w:t>)</w:t>
+            </w:r>
+          </w:p>
+        </w:tc>
+        <w:tc>
+          <w:tcPr>
+            <w:tcW w:w="1794" w:type="dxa"/>
+            <w:gridSpan w:val="2"/>
+            <w:tcBorders>
+              <w:top w:val="single" w:sz="4" w:space="0" w:color="auto"/>
+              <w:bottom w:val="single" w:sz="4" w:space="0" w:color="auto"/>
+              <w:right w:val="nil"/>
+            </w:tcBorders>
+          </w:tcPr>
+          <w:p>
+            <w:pPr>
+              <w:jc w:val="center"/>
+            </w:pPr>
+            <w:r>
+              <w:t>403</w:t>
+            </w:r>
+          </w:p>
+        </w:tc>
+        <w:tc>
+          <w:tcPr>
+            <w:tcW w:w="1371" w:type="dxa"/>
+            <w:tcBorders>
+              <w:top w:val="single" w:sz="4" w:space="0" w:color="auto"/>
+              <w:left w:val="nil"/>
+              <w:bottom w:val="single" w:sz="4" w:space="0" w:color="auto"/>
+              <w:right w:val="nil"/>
+            </w:tcBorders>
+          </w:tcPr>
+          <w:p>
+            <w:pPr>
+              <w:jc w:val="center"/>
+            </w:pPr>
+            <w:r>
+              <w:t>404</w:t>
+            </w:r>
+          </w:p>
+        </w:tc>
+        <w:tc>
+          <w:tcPr>
+            <w:tcW w:w="1018" w:type="dxa"/>
+            <w:gridSpan w:val="2"/>
+            <w:tcBorders>
+              <w:top w:val="single" w:sz="4" w:space="0" w:color="auto"/>
+              <w:left w:val="nil"/>
+              <w:bottom w:val="single" w:sz="4" w:space="0" w:color="auto"/>
+              <w:right w:val="nil"/>
+            </w:tcBorders>
+          </w:tcPr>
+          <w:p>
+            <w:pPr>
+              <w:jc w:val="center"/>
+            </w:pPr>
+            <w:r>
+              <w:t>394</w:t>
+            </w:r>
+          </w:p>
+        </w:tc>
+        <w:tc>
+          <w:tcPr>
+            <w:tcW w:w="1722" w:type="dxa"/>
+            <w:gridSpan w:val="3"/>
+            <w:tcBorders>
+              <w:top w:val="single" w:sz="4" w:space="0" w:color="auto"/>
+              <w:left w:val="nil"/>
+              <w:bottom w:val="single" w:sz="4" w:space="0" w:color="auto"/>
+            </w:tcBorders>
+          </w:tcPr>
+          <w:p>
+            <w:pPr>
+              <w:jc w:val="center"/>
+            </w:pPr>
+            <w:r>
+              <w:t>404</w:t>
+            </w:r>
+          </w:p>
+        </w:tc>
+        <w:tc>
+          <w:tcPr>
+            <w:tcW w:w="1324" w:type="dxa"/>
+            <w:gridSpan w:val="2"/>
+            <w:tcBorders>
+              <w:top w:val="single" w:sz="4" w:space="0" w:color="auto"/>
+              <w:bottom w:val="single" w:sz="4" w:space="0" w:color="auto"/>
+            </w:tcBorders>
+          </w:tcPr>
+          <w:p>
+            <w:pPr>
+              <w:jc w:val="center"/>
+            </w:pPr>
+            <w:r>
+              <w:t>387</w:t>
             </w:r>
           </w:p>
         </w:tc>
@@ -1115,18 +1715,18 @@
     <w:lsdException w:name="Unresolved Mention" w:semiHidden="1" w:unhideWhenUsed="1"/>
     <w:lsdException w:name="Smart Link" w:semiHidden="1" w:unhideWhenUsed="1"/>
   </w:latentStyles>
-  <w:style w:type="paragraph" w:default="1" w:styleId="Normal">
+  <w:style w:type="paragraph" w:default="1" w:styleId="Navaden">
     <w:name w:val="Normal"/>
     <w:qFormat/>
     <w:rPr>
       <w:noProof/>
     </w:rPr>
   </w:style>
-  <w:style w:type="paragraph" w:styleId="Heading1">
+  <w:style w:type="paragraph" w:styleId="Naslov1">
     <w:name w:val="heading 1"/>
-    <w:basedOn w:val="Normal"/>
-    <w:next w:val="Normal"/>
-    <w:link w:val="Heading1Char"/>
+    <w:basedOn w:val="Navaden"/>
+    <w:next w:val="Navaden"/>
+    <w:link w:val="Naslov1Znak"/>
     <w:uiPriority w:val="9"/>
     <w:qFormat/>
     <w:rsid w:val="005A27D7"/>
@@ -1143,11 +1743,11 @@
       <w:szCs w:val="40"/>
     </w:rPr>
   </w:style>
-  <w:style w:type="paragraph" w:styleId="Heading2">
+  <w:style w:type="paragraph" w:styleId="Naslov2">
     <w:name w:val="heading 2"/>
-    <w:basedOn w:val="Normal"/>
-    <w:next w:val="Normal"/>
-    <w:link w:val="Heading2Char"/>
+    <w:basedOn w:val="Navaden"/>
+    <w:next w:val="Navaden"/>
+    <w:link w:val="Naslov2Znak"/>
     <w:uiPriority w:val="9"/>
     <w:semiHidden/>
     <w:unhideWhenUsed/>
@@ -1166,11 +1766,11 @@
       <w:szCs w:val="32"/>
     </w:rPr>
   </w:style>
-  <w:style w:type="paragraph" w:styleId="Heading3">
+  <w:style w:type="paragraph" w:styleId="Naslov3">
     <w:name w:val="heading 3"/>
-    <w:basedOn w:val="Normal"/>
-    <w:next w:val="Normal"/>
-    <w:link w:val="Heading3Char"/>
+    <w:basedOn w:val="Navaden"/>
+    <w:next w:val="Navaden"/>
+    <w:link w:val="Naslov3Znak"/>
     <w:uiPriority w:val="9"/>
     <w:semiHidden/>
     <w:unhideWhenUsed/>
@@ -1189,11 +1789,11 @@
       <w:szCs w:val="28"/>
     </w:rPr>
   </w:style>
-  <w:style w:type="paragraph" w:styleId="Heading4">
+  <w:style w:type="paragraph" w:styleId="Naslov4">
     <w:name w:val="heading 4"/>
-    <w:basedOn w:val="Normal"/>
-    <w:next w:val="Normal"/>
-    <w:link w:val="Heading4Char"/>
+    <w:basedOn w:val="Navaden"/>
+    <w:next w:val="Navaden"/>
+    <w:link w:val="Naslov4Znak"/>
     <w:uiPriority w:val="9"/>
     <w:semiHidden/>
     <w:unhideWhenUsed/>
@@ -1212,11 +1812,11 @@
       <w:color w:val="0F4761" w:themeColor="accent1" w:themeShade="BF"/>
     </w:rPr>
   </w:style>
-  <w:style w:type="paragraph" w:styleId="Heading5">
+  <w:style w:type="paragraph" w:styleId="Naslov5">
     <w:name w:val="heading 5"/>
-    <w:basedOn w:val="Normal"/>
-    <w:next w:val="Normal"/>
-    <w:link w:val="Heading5Char"/>
+    <w:basedOn w:val="Navaden"/>
+    <w:next w:val="Navaden"/>
+    <w:link w:val="Naslov5Znak"/>
     <w:uiPriority w:val="9"/>
     <w:semiHidden/>
     <w:unhideWhenUsed/>
@@ -1233,11 +1833,11 @@
       <w:color w:val="0F4761" w:themeColor="accent1" w:themeShade="BF"/>
     </w:rPr>
   </w:style>
-  <w:style w:type="paragraph" w:styleId="Heading6">
+  <w:style w:type="paragraph" w:styleId="Naslov6">
     <w:name w:val="heading 6"/>
-    <w:basedOn w:val="Normal"/>
-    <w:next w:val="Normal"/>
-    <w:link w:val="Heading6Char"/>
+    <w:basedOn w:val="Navaden"/>
+    <w:next w:val="Navaden"/>
+    <w:link w:val="Naslov6Znak"/>
     <w:uiPriority w:val="9"/>
     <w:semiHidden/>
     <w:unhideWhenUsed/>
@@ -1256,11 +1856,11 @@
       <w:color w:val="595959" w:themeColor="text1" w:themeTint="A6"/>
     </w:rPr>
   </w:style>
-  <w:style w:type="paragraph" w:styleId="Heading7">
+  <w:style w:type="paragraph" w:styleId="Naslov7">
     <w:name w:val="heading 7"/>
-    <w:basedOn w:val="Normal"/>
-    <w:next w:val="Normal"/>
-    <w:link w:val="Heading7Char"/>
+    <w:basedOn w:val="Navaden"/>
+    <w:next w:val="Navaden"/>
+    <w:link w:val="Naslov7Znak"/>
     <w:uiPriority w:val="9"/>
     <w:semiHidden/>
     <w:unhideWhenUsed/>
@@ -1277,11 +1877,11 @@
       <w:color w:val="595959" w:themeColor="text1" w:themeTint="A6"/>
     </w:rPr>
   </w:style>
-  <w:style w:type="paragraph" w:styleId="Heading8">
+  <w:style w:type="paragraph" w:styleId="Naslov8">
     <w:name w:val="heading 8"/>
-    <w:basedOn w:val="Normal"/>
-    <w:next w:val="Normal"/>
-    <w:link w:val="Heading8Char"/>
+    <w:basedOn w:val="Navaden"/>
+    <w:next w:val="Navaden"/>
+    <w:link w:val="Naslov8Znak"/>
     <w:uiPriority w:val="9"/>
     <w:semiHidden/>
     <w:unhideWhenUsed/>
@@ -1300,11 +1900,11 @@
       <w:color w:val="272727" w:themeColor="text1" w:themeTint="D8"/>
     </w:rPr>
   </w:style>
-  <w:style w:type="paragraph" w:styleId="Heading9">
+  <w:style w:type="paragraph" w:styleId="Naslov9">
     <w:name w:val="heading 9"/>
-    <w:basedOn w:val="Normal"/>
-    <w:next w:val="Normal"/>
-    <w:link w:val="Heading9Char"/>
+    <w:basedOn w:val="Navaden"/>
+    <w:next w:val="Navaden"/>
+    <w:link w:val="Naslov9Znak"/>
     <w:uiPriority w:val="9"/>
     <w:semiHidden/>
     <w:unhideWhenUsed/>
@@ -1321,12 +1921,13 @@
       <w:color w:val="272727" w:themeColor="text1" w:themeTint="D8"/>
     </w:rPr>
   </w:style>
-  <w:style w:type="character" w:default="1" w:styleId="DefaultParagraphFont">
+  <w:style w:type="character" w:default="1" w:styleId="Privzetapisavaodstavka">
     <w:name w:val="Default Paragraph Font"/>
     <w:uiPriority w:val="1"/>
+    <w:semiHidden/>
     <w:unhideWhenUsed/>
   </w:style>
-  <w:style w:type="table" w:default="1" w:styleId="TableNormal">
+  <w:style w:type="table" w:default="1" w:styleId="Navadnatabela">
     <w:name w:val="Normal Table"/>
     <w:uiPriority w:val="99"/>
     <w:semiHidden/>
@@ -1341,16 +1942,16 @@
       </w:tblCellMar>
     </w:tblPr>
   </w:style>
-  <w:style w:type="numbering" w:default="1" w:styleId="NoList">
+  <w:style w:type="numbering" w:default="1" w:styleId="Brezseznama">
     <w:name w:val="No List"/>
     <w:uiPriority w:val="99"/>
     <w:semiHidden/>
     <w:unhideWhenUsed/>
   </w:style>
-  <w:style w:type="character" w:customStyle="1" w:styleId="Heading1Char">
-    <w:name w:val="Heading 1 Char"/>
-    <w:basedOn w:val="DefaultParagraphFont"/>
-    <w:link w:val="Heading1"/>
+  <w:style w:type="character" w:customStyle="1" w:styleId="Naslov1Znak">
+    <w:name w:val="Naslov 1 Znak"/>
+    <w:basedOn w:val="Privzetapisavaodstavka"/>
+    <w:link w:val="Naslov1"/>
     <w:uiPriority w:val="9"/>
     <w:rsid w:val="005A27D7"/>
     <w:rPr>
@@ -1361,10 +1962,10 @@
       <w:szCs w:val="40"/>
     </w:rPr>
   </w:style>
-  <w:style w:type="character" w:customStyle="1" w:styleId="Heading2Char">
-    <w:name w:val="Heading 2 Char"/>
-    <w:basedOn w:val="DefaultParagraphFont"/>
-    <w:link w:val="Heading2"/>
+  <w:style w:type="character" w:customStyle="1" w:styleId="Naslov2Znak">
+    <w:name w:val="Naslov 2 Znak"/>
+    <w:basedOn w:val="Privzetapisavaodstavka"/>
+    <w:link w:val="Naslov2"/>
     <w:uiPriority w:val="9"/>
     <w:semiHidden/>
     <w:rsid w:val="005A27D7"/>
@@ -1376,10 +1977,10 @@
       <w:szCs w:val="32"/>
     </w:rPr>
   </w:style>
-  <w:style w:type="character" w:customStyle="1" w:styleId="Heading3Char">
-    <w:name w:val="Heading 3 Char"/>
-    <w:basedOn w:val="DefaultParagraphFont"/>
-    <w:link w:val="Heading3"/>
+  <w:style w:type="character" w:customStyle="1" w:styleId="Naslov3Znak">
+    <w:name w:val="Naslov 3 Znak"/>
+    <w:basedOn w:val="Privzetapisavaodstavka"/>
+    <w:link w:val="Naslov3"/>
     <w:uiPriority w:val="9"/>
     <w:semiHidden/>
     <w:rsid w:val="005A27D7"/>
@@ -1391,10 +1992,10 @@
       <w:szCs w:val="28"/>
     </w:rPr>
   </w:style>
-  <w:style w:type="character" w:customStyle="1" w:styleId="Heading4Char">
-    <w:name w:val="Heading 4 Char"/>
-    <w:basedOn w:val="DefaultParagraphFont"/>
-    <w:link w:val="Heading4"/>
+  <w:style w:type="character" w:customStyle="1" w:styleId="Naslov4Znak">
+    <w:name w:val="Naslov 4 Znak"/>
+    <w:basedOn w:val="Privzetapisavaodstavka"/>
+    <w:link w:val="Naslov4"/>
     <w:uiPriority w:val="9"/>
     <w:semiHidden/>
     <w:rsid w:val="005A27D7"/>
@@ -1406,10 +2007,10 @@
       <w:color w:val="0F4761" w:themeColor="accent1" w:themeShade="BF"/>
     </w:rPr>
   </w:style>
-  <w:style w:type="character" w:customStyle="1" w:styleId="Heading5Char">
-    <w:name w:val="Heading 5 Char"/>
-    <w:basedOn w:val="DefaultParagraphFont"/>
-    <w:link w:val="Heading5"/>
+  <w:style w:type="character" w:customStyle="1" w:styleId="Naslov5Znak">
+    <w:name w:val="Naslov 5 Znak"/>
+    <w:basedOn w:val="Privzetapisavaodstavka"/>
+    <w:link w:val="Naslov5"/>
     <w:uiPriority w:val="9"/>
     <w:semiHidden/>
     <w:rsid w:val="005A27D7"/>
@@ -1419,10 +2020,10 @@
       <w:color w:val="0F4761" w:themeColor="accent1" w:themeShade="BF"/>
     </w:rPr>
   </w:style>
-  <w:style w:type="character" w:customStyle="1" w:styleId="Heading6Char">
-    <w:name w:val="Heading 6 Char"/>
-    <w:basedOn w:val="DefaultParagraphFont"/>
-    <w:link w:val="Heading6"/>
+  <w:style w:type="character" w:customStyle="1" w:styleId="Naslov6Znak">
+    <w:name w:val="Naslov 6 Znak"/>
+    <w:basedOn w:val="Privzetapisavaodstavka"/>
+    <w:link w:val="Naslov6"/>
     <w:uiPriority w:val="9"/>
     <w:semiHidden/>
     <w:rsid w:val="005A27D7"/>
@@ -1434,10 +2035,10 @@
       <w:color w:val="595959" w:themeColor="text1" w:themeTint="A6"/>
     </w:rPr>
   </w:style>
-  <w:style w:type="character" w:customStyle="1" w:styleId="Heading7Char">
-    <w:name w:val="Heading 7 Char"/>
-    <w:basedOn w:val="DefaultParagraphFont"/>
-    <w:link w:val="Heading7"/>
+  <w:style w:type="character" w:customStyle="1" w:styleId="Naslov7Znak">
+    <w:name w:val="Naslov 7 Znak"/>
+    <w:basedOn w:val="Privzetapisavaodstavka"/>
+    <w:link w:val="Naslov7"/>
     <w:uiPriority w:val="9"/>
     <w:semiHidden/>
     <w:rsid w:val="005A27D7"/>
@@ -1447,10 +2048,10 @@
       <w:color w:val="595959" w:themeColor="text1" w:themeTint="A6"/>
     </w:rPr>
   </w:style>
-  <w:style w:type="character" w:customStyle="1" w:styleId="Heading8Char">
-    <w:name w:val="Heading 8 Char"/>
-    <w:basedOn w:val="DefaultParagraphFont"/>
-    <w:link w:val="Heading8"/>
+  <w:style w:type="character" w:customStyle="1" w:styleId="Naslov8Znak">
+    <w:name w:val="Naslov 8 Znak"/>
+    <w:basedOn w:val="Privzetapisavaodstavka"/>
+    <w:link w:val="Naslov8"/>
     <w:uiPriority w:val="9"/>
     <w:semiHidden/>
     <w:rsid w:val="005A27D7"/>
@@ -1462,10 +2063,10 @@
       <w:color w:val="272727" w:themeColor="text1" w:themeTint="D8"/>
     </w:rPr>
   </w:style>
-  <w:style w:type="character" w:customStyle="1" w:styleId="Heading9Char">
-    <w:name w:val="Heading 9 Char"/>
-    <w:basedOn w:val="DefaultParagraphFont"/>
-    <w:link w:val="Heading9"/>
+  <w:style w:type="character" w:customStyle="1" w:styleId="Naslov9Znak">
+    <w:name w:val="Naslov 9 Znak"/>
+    <w:basedOn w:val="Privzetapisavaodstavka"/>
+    <w:link w:val="Naslov9"/>
     <w:uiPriority w:val="9"/>
     <w:semiHidden/>
     <w:rsid w:val="005A27D7"/>
@@ -1475,11 +2076,11 @@
       <w:color w:val="272727" w:themeColor="text1" w:themeTint="D8"/>
     </w:rPr>
   </w:style>
-  <w:style w:type="paragraph" w:styleId="Title">
+  <w:style w:type="paragraph" w:styleId="Naslov">
     <w:name w:val="Title"/>
-    <w:basedOn w:val="Normal"/>
-    <w:next w:val="Normal"/>
-    <w:link w:val="TitleChar"/>
+    <w:basedOn w:val="Navaden"/>
+    <w:next w:val="Navaden"/>
+    <w:link w:val="NaslovZnak"/>
     <w:uiPriority w:val="10"/>
     <w:qFormat/>
     <w:rsid w:val="005A27D7"/>
@@ -1495,10 +2096,10 @@
       <w:szCs w:val="56"/>
     </w:rPr>
   </w:style>
-  <w:style w:type="character" w:customStyle="1" w:styleId="TitleChar">
-    <w:name w:val="Title Char"/>
-    <w:basedOn w:val="DefaultParagraphFont"/>
-    <w:link w:val="Title"/>
+  <w:style w:type="character" w:customStyle="1" w:styleId="NaslovZnak">
+    <w:name w:val="Naslov Znak"/>
+    <w:basedOn w:val="Privzetapisavaodstavka"/>
+    <w:link w:val="Naslov"/>
     <w:uiPriority w:val="10"/>
     <w:rsid w:val="005A27D7"/>
     <w:rPr>
@@ -1510,11 +2111,11 @@
       <w:szCs w:val="56"/>
     </w:rPr>
   </w:style>
-  <w:style w:type="paragraph" w:styleId="Subtitle">
+  <w:style w:type="paragraph" w:styleId="Podnaslov">
     <w:name w:val="Subtitle"/>
-    <w:basedOn w:val="Normal"/>
-    <w:next w:val="Normal"/>
-    <w:link w:val="SubtitleChar"/>
+    <w:basedOn w:val="Navaden"/>
+    <w:next w:val="Navaden"/>
+    <w:link w:val="PodnaslovZnak"/>
     <w:uiPriority w:val="11"/>
     <w:qFormat/>
     <w:rsid w:val="005A27D7"/>
@@ -1531,10 +2132,10 @@
       <w:szCs w:val="28"/>
     </w:rPr>
   </w:style>
-  <w:style w:type="character" w:customStyle="1" w:styleId="SubtitleChar">
-    <w:name w:val="Subtitle Char"/>
-    <w:basedOn w:val="DefaultParagraphFont"/>
-    <w:link w:val="Subtitle"/>
+  <w:style w:type="character" w:customStyle="1" w:styleId="PodnaslovZnak">
+    <w:name w:val="Podnaslov Znak"/>
+    <w:basedOn w:val="Privzetapisavaodstavka"/>
+    <w:link w:val="Podnaslov"/>
     <w:uiPriority w:val="11"/>
     <w:rsid w:val="005A27D7"/>
     <w:rPr>
@@ -1546,11 +2147,11 @@
       <w:szCs w:val="28"/>
     </w:rPr>
   </w:style>
-  <w:style w:type="paragraph" w:styleId="Quote">
+  <w:style w:type="paragraph" w:styleId="Citat">
     <w:name w:val="Quote"/>
-    <w:basedOn w:val="Normal"/>
-    <w:next w:val="Normal"/>
-    <w:link w:val="QuoteChar"/>
+    <w:basedOn w:val="Navaden"/>
+    <w:next w:val="Navaden"/>
+    <w:link w:val="CitatZnak"/>
     <w:uiPriority w:val="29"/>
     <w:qFormat/>
     <w:rsid w:val="005A27D7"/>
@@ -1564,10 +2165,10 @@
       <w:color w:val="404040" w:themeColor="text1" w:themeTint="BF"/>
     </w:rPr>
   </w:style>
-  <w:style w:type="character" w:customStyle="1" w:styleId="QuoteChar">
-    <w:name w:val="Quote Char"/>
-    <w:basedOn w:val="DefaultParagraphFont"/>
-    <w:link w:val="Quote"/>
+  <w:style w:type="character" w:customStyle="1" w:styleId="CitatZnak">
+    <w:name w:val="Citat Znak"/>
+    <w:basedOn w:val="Privzetapisavaodstavka"/>
+    <w:link w:val="Citat"/>
     <w:uiPriority w:val="29"/>
     <w:rsid w:val="005A27D7"/>
     <w:rPr>
@@ -1577,9 +2178,9 @@
       <w:color w:val="404040" w:themeColor="text1" w:themeTint="BF"/>
     </w:rPr>
   </w:style>
-  <w:style w:type="paragraph" w:styleId="ListParagraph">
+  <w:style w:type="paragraph" w:styleId="Odstavekseznama">
     <w:name w:val="List Paragraph"/>
-    <w:basedOn w:val="Normal"/>
+    <w:basedOn w:val="Navaden"/>
     <w:uiPriority w:val="34"/>
     <w:qFormat/>
     <w:rsid w:val="005A27D7"/>
@@ -1588,9 +2189,9 @@
       <w:contextualSpacing/>
     </w:pPr>
   </w:style>
-  <w:style w:type="character" w:styleId="IntenseEmphasis">
+  <w:style w:type="character" w:styleId="Intenzivenpoudarek">
     <w:name w:val="Intense Emphasis"/>
-    <w:basedOn w:val="DefaultParagraphFont"/>
+    <w:basedOn w:val="Privzetapisavaodstavka"/>
     <w:uiPriority w:val="21"/>
     <w:qFormat/>
     <w:rsid w:val="005A27D7"/>
@@ -1600,11 +2201,11 @@
       <w:color w:val="0F4761" w:themeColor="accent1" w:themeShade="BF"/>
     </w:rPr>
   </w:style>
-  <w:style w:type="paragraph" w:styleId="IntenseQuote">
+  <w:style w:type="paragraph" w:styleId="Intenzivencitat">
     <w:name w:val="Intense Quote"/>
-    <w:basedOn w:val="Normal"/>
-    <w:next w:val="Normal"/>
-    <w:link w:val="IntenseQuoteChar"/>
+    <w:basedOn w:val="Navaden"/>
+    <w:next w:val="Navaden"/>
+    <w:link w:val="IntenzivencitatZnak"/>
     <w:uiPriority w:val="30"/>
     <w:qFormat/>
     <w:rsid w:val="005A27D7"/>
@@ -1623,10 +2224,10 @@
       <w:color w:val="0F4761" w:themeColor="accent1" w:themeShade="BF"/>
     </w:rPr>
   </w:style>
-  <w:style w:type="character" w:customStyle="1" w:styleId="IntenseQuoteChar">
-    <w:name w:val="Intense Quote Char"/>
-    <w:basedOn w:val="DefaultParagraphFont"/>
-    <w:link w:val="IntenseQuote"/>
+  <w:style w:type="character" w:customStyle="1" w:styleId="IntenzivencitatZnak">
+    <w:name w:val="Intenziven citat Znak"/>
+    <w:basedOn w:val="Privzetapisavaodstavka"/>
+    <w:link w:val="Intenzivencitat"/>
     <w:uiPriority w:val="30"/>
     <w:rsid w:val="005A27D7"/>
     <w:rPr>
@@ -1636,9 +2237,9 @@
       <w:color w:val="0F4761" w:themeColor="accent1" w:themeShade="BF"/>
     </w:rPr>
   </w:style>
-  <w:style w:type="character" w:styleId="IntenseReference">
+  <w:style w:type="character" w:styleId="Intenzivensklic">
     <w:name w:val="Intense Reference"/>
-    <w:basedOn w:val="DefaultParagraphFont"/>
+    <w:basedOn w:val="Privzetapisavaodstavka"/>
     <w:uiPriority w:val="32"/>
     <w:qFormat/>
     <w:rsid w:val="005A27D7"/>
@@ -1650,9 +2251,9 @@
       <w:spacing w:val="5"/>
     </w:rPr>
   </w:style>
-  <w:style w:type="table" w:styleId="TableGrid">
+  <w:style w:type="table" w:styleId="Tabelamrea">
     <w:name w:val="Table Grid"/>
-    <w:basedOn w:val="TableNormal"/>
+    <w:basedOn w:val="Navadnatabela"/>
     <w:uiPriority w:val="39"/>
     <w:rsid w:val="005A27D7"/>
     <w:pPr>
@@ -1668,6 +2269,11 @@
         <w:insideV w:val="single" w:sz="4" w:space="0" w:color="auto"/>
       </w:tblBorders>
     </w:tblPr>
+  </w:style>
+  <w:style w:type="character" w:customStyle="1" w:styleId="Privzetapisavaodstavka1">
+    <w:name w:val="Privzeta pisava odstavka1"/>
+    <w:qFormat/>
+    <w:rsid w:val="00E8176A"/>
   </w:style>
 </w:styles>
 </file>
